--- a/business_document/05_commercial_and_pricing/DOC-31_Commercial_Pricing_Matrix.docx
+++ b/business_document/05_commercial_and_pricing/DOC-31_Commercial_Pricing_Matrix.docx
@@ -1567,7 +1567,7 @@
                 <w:color w:val="222222"/>
                 <w:sz w:val="18"/>
               </w:rPr>
-              <w:t>৳ 30,00,000</w:t>
+              <w:t>৳ 30,000</w:t>
             </w:r>
           </w:p>
         </w:tc>
@@ -1849,7 +1849,7 @@
                 <w:color w:val="222222"/>
                 <w:sz w:val="18"/>
               </w:rPr>
-              <w:t>৳ 25,00,000</w:t>
+              <w:t>৳ 15,00,000</w:t>
             </w:r>
           </w:p>
         </w:tc>
@@ -2038,7 +2038,7 @@
                 <w:color w:val="222222"/>
                 <w:sz w:val="18"/>
               </w:rPr>
-              <w:t>৳ 25,00,000</w:t>
+              <w:t>৳ 15,00,000</w:t>
             </w:r>
           </w:p>
         </w:tc>
@@ -2945,7 +2945,7 @@
                 <w:color w:val="222222"/>
                 <w:sz w:val="18"/>
               </w:rPr>
-              <w:t>৳ 30,00,000</w:t>
+              <w:t>৳ 30,000</w:t>
             </w:r>
           </w:p>
         </w:tc>
@@ -3132,6 +3132,19 @@
           <w:sz w:val="19"/>
         </w:rPr>
         <w:t>Unisoft Systems Limited — Commercial Operations &amp; Enterprise Pricing Directorate.</w:t>
+      </w:r>
+    </w:p>
+    <w:p>
+      <w:r>
+        <w:rPr>
+          <w:b/>
+        </w:rPr>
+        <w:t>Addendum — v3.1.0 corrections (Independent Forensic Re-audit, 8 October 2026)</w:t>
+      </w:r>
+    </w:p>
+    <w:p>
+      <w:r>
+        <w:t>Rate corrections: Senior PostgreSQL DBA daily rate ৳30,000 (the printed ৳30,00,000 was a 1,000× typo); Islamic Shariah Multi-Asset Engine aligned to DOC-24 Schedule A.7 at ৳15,00,000 (was inconsistently ৳25,00,000).</w:t>
       </w:r>
     </w:p>
     <w:sectPr>
